--- a/docs/a traduire/annexes/br/Anexo_E_AI_Amplificador_Metodo_PT-BR.docx
+++ b/docs/a traduire/annexes/br/Anexo_E_AI_Amplificador_Metodo_PT-BR.docx
@@ -100,7 +100,7 @@
                 <w:color w:val="1A2744"/>
                 <w:sz w:val="22"/>
               </w:rPr>
-              <w:t>76,9% da computacao de IA operacional global = EUA</w:t>
+              <w:t>78,9% da computacao de IA operacional global = EUA</w:t>
             </w:r>
           </w:p>
         </w:tc>
@@ -140,7 +140,7 @@
                 <w:color w:val="1A2744"/>
                 <w:sz w:val="22"/>
               </w:rPr>
-              <w:t>3,46:1 ratio CACI EUA/UE (Power Mode)</w:t>
+              <w:t>3,64:1 ratio CACI EUA/UE (Power Mode)</w:t>
             </w:r>
           </w:p>
         </w:tc>
@@ -380,7 +380,7 @@
           <w:color w:val="202020"/>
           <w:sz w:val="22"/>
         </w:rPr>
-        <w:t>Nao estamos entrando em uma economia de preguiça assistida. Estamos entrando em uma economia de densidade cognitiva. Para profissionais europeus e brasileiros, o imperativo e compensar a assimetria de infraestrutura (ratio CACI EUA/UE 3,46:1) com superioridade metodologica. O metodo torna-se a arma estrategica da jurisdiçao com pouco compute.</w:t>
+        <w:t>Nao estamos entrando em uma economia de preguiça assistida. Estamos entrando em uma economia de densidade cognitiva. Para profissionais europeus e brasileiros, o imperativo e compensar a assimetria de infraestrutura (ratio CACI EUA/UE 3,64:1) com superioridade metodologica. O metodo torna-se a arma estrategica da jurisdiçao com pouco compute.</w:t>
       </w:r>
     </w:p>
     <w:p>

--- a/docs/a traduire/annexes/br/Anexo_E_AI_Amplificador_Metodo_PT-BR.docx
+++ b/docs/a traduire/annexes/br/Anexo_E_AI_Amplificador_Metodo_PT-BR.docx
@@ -140,7 +140,7 @@
                 <w:color w:val="1A2744"/>
                 <w:sz w:val="22"/>
               </w:rPr>
-              <w:t>3,64:1 ratio CACI EUA/UE (Power Mode)</w:t>
+              <w:t>3,47:1 ratio CACI EUA/UE (Power Mode)</w:t>
             </w:r>
           </w:p>
         </w:tc>
@@ -380,7 +380,7 @@
           <w:color w:val="202020"/>
           <w:sz w:val="22"/>
         </w:rPr>
-        <w:t>Nao estamos entrando em uma economia de preguiça assistida. Estamos entrando em uma economia de densidade cognitiva. Para profissionais europeus e brasileiros, o imperativo e compensar a assimetria de infraestrutura (ratio CACI EUA/UE 3,64:1) com superioridade metodologica. O metodo torna-se a arma estrategica da jurisdiçao com pouco compute.</w:t>
+        <w:t>Nao estamos entrando em uma economia de preguiça assistida. Estamos entrando em uma economia de densidade cognitiva. Para profissionais europeus e brasileiros, o imperativo e compensar a assimetria de infraestrutura (ratio CACI EUA/UE 3,47:1) com superioridade metodologica. O metodo torna-se a arma estrategica da jurisdiçao com pouco compute.</w:t>
       </w:r>
     </w:p>
     <w:p>
